--- a/docs/word/Architecture_and_Diagrams.docx
+++ b/docs/word/Architecture_and_Diagrams.docx
@@ -138,7 +138,7 @@
     </w:p>
     <w:p>
       <w:r>
-        <w:t>Draft uses distil-large-v3; Final uses large-v3.</w:t>
+        <w:t>Draft uses medium; Final uses large-v3.</w:t>
       </w:r>
     </w:p>
     <w:p>
